--- a/dokumentacja.docx
+++ b/dokumentacja.docx
@@ -515,6 +515,30 @@
     </w:p>
     <w:p>
       <w:pPr>
+        <w:pStyle w:val="ListParagraph"/>
+        <w:numPr>
+          <w:ilvl w:val="0"/>
+          <w:numId w:val="39"/>
+        </w:numPr>
+        <w:rPr>
+          <w:rFonts w:cstheme="minorHAnsi"/>
+          <w:sz w:val="24"/>
+          <w:szCs w:val="24"/>
+        </w:rPr>
+      </w:pPr>
+      <w:proofErr w:type="spellStart"/>
+      <w:r>
+        <w:rPr>
+          <w:rFonts w:cstheme="minorHAnsi"/>
+          <w:sz w:val="24"/>
+          <w:szCs w:val="24"/>
+        </w:rPr>
+        <w:t>sqlalchemy</w:t>
+      </w:r>
+      <w:proofErr w:type="spellEnd"/>
+    </w:p>
+    <w:p>
+      <w:pPr>
         <w:rPr>
           <w:rFonts w:cstheme="minorHAnsi"/>
           <w:sz w:val="24"/>
@@ -578,45 +602,144 @@
       <w:pPr>
         <w:rPr>
           <w:rFonts w:cstheme="minorHAnsi"/>
-          <w:b/>
-          <w:bCs/>
-          <w:sz w:val="36"/>
-          <w:szCs w:val="36"/>
-        </w:rPr>
-      </w:pPr>
+          <w:sz w:val="24"/>
+          <w:szCs w:val="24"/>
+        </w:rPr>
+      </w:pPr>
+      <w:r>
+        <w:rPr>
+          <w:rFonts w:cstheme="minorHAnsi"/>
+          <w:sz w:val="24"/>
+          <w:szCs w:val="24"/>
+        </w:rPr>
+        <w:t xml:space="preserve">main.py </w:t>
+      </w:r>
+      <w:r>
+        <w:rPr>
+          <w:rFonts w:cstheme="minorHAnsi"/>
+          <w:sz w:val="24"/>
+          <w:szCs w:val="24"/>
+        </w:rPr>
+        <w:t>–</w:t>
+      </w:r>
+      <w:r>
+        <w:rPr>
+          <w:rFonts w:cstheme="minorHAnsi"/>
+          <w:sz w:val="24"/>
+          <w:szCs w:val="24"/>
+        </w:rPr>
+        <w:t xml:space="preserve"> plik generujący raport na podstawie pliku, którego ścieżka jest argumentem wywołania tego programu z terminala</w:t>
+      </w:r>
     </w:p>
     <w:p>
       <w:pPr>
         <w:rPr>
           <w:rFonts w:cstheme="minorHAnsi"/>
-          <w:b/>
-          <w:bCs/>
-          <w:sz w:val="36"/>
-          <w:szCs w:val="36"/>
-        </w:rPr>
-      </w:pPr>
+          <w:sz w:val="24"/>
+          <w:szCs w:val="24"/>
+        </w:rPr>
+      </w:pPr>
+      <w:proofErr w:type="spellStart"/>
+      <w:r>
+        <w:rPr>
+          <w:rFonts w:cstheme="minorHAnsi"/>
+          <w:sz w:val="24"/>
+          <w:szCs w:val="24"/>
+        </w:rPr>
+        <w:t>Raport.ipynb</w:t>
+      </w:r>
+      <w:proofErr w:type="spellEnd"/>
+      <w:r>
+        <w:rPr>
+          <w:rFonts w:cstheme="minorHAnsi"/>
+          <w:sz w:val="24"/>
+          <w:szCs w:val="24"/>
+        </w:rPr>
+        <w:t xml:space="preserve"> </w:t>
+      </w:r>
+      <w:r>
+        <w:rPr>
+          <w:rFonts w:cstheme="minorHAnsi"/>
+          <w:sz w:val="24"/>
+          <w:szCs w:val="24"/>
+        </w:rPr>
+        <w:t>–</w:t>
+      </w:r>
+      <w:r>
+        <w:rPr>
+          <w:rFonts w:cstheme="minorHAnsi"/>
+          <w:sz w:val="24"/>
+          <w:szCs w:val="24"/>
+        </w:rPr>
+        <w:t xml:space="preserve"> plik odpowiadający za analizę danych do raportu</w:t>
+      </w:r>
     </w:p>
     <w:p>
       <w:pPr>
         <w:rPr>
           <w:rFonts w:cstheme="minorHAnsi"/>
-          <w:b/>
-          <w:bCs/>
-          <w:sz w:val="36"/>
-          <w:szCs w:val="36"/>
-        </w:rPr>
-      </w:pPr>
-    </w:p>
-    <w:p>
-      <w:pPr>
+          <w:sz w:val="24"/>
+          <w:szCs w:val="24"/>
+        </w:rPr>
+      </w:pPr>
+      <w:r>
         <w:rPr>
           <w:rFonts w:cstheme="minorHAnsi"/>
-          <w:b/>
-          <w:bCs/>
-          <w:sz w:val="36"/>
-          <w:szCs w:val="36"/>
-        </w:rPr>
-      </w:pPr>
+          <w:sz w:val="24"/>
+          <w:szCs w:val="24"/>
+        </w:rPr>
+        <w:t xml:space="preserve">Raport.pdf </w:t>
+      </w:r>
+      <w:r>
+        <w:rPr>
+          <w:rFonts w:cstheme="minorHAnsi"/>
+          <w:sz w:val="24"/>
+          <w:szCs w:val="24"/>
+        </w:rPr>
+        <w:t>–</w:t>
+      </w:r>
+      <w:r>
+        <w:rPr>
+          <w:rFonts w:cstheme="minorHAnsi"/>
+          <w:sz w:val="24"/>
+          <w:szCs w:val="24"/>
+        </w:rPr>
+        <w:t xml:space="preserve"> raport generowany przez plik </w:t>
+      </w:r>
+      <w:r>
+        <w:rPr>
+          <w:rFonts w:cstheme="minorHAnsi"/>
+          <w:sz w:val="24"/>
+          <w:szCs w:val="24"/>
+        </w:rPr>
+        <w:t>main</w:t>
+      </w:r>
+      <w:r>
+        <w:rPr>
+          <w:rFonts w:cstheme="minorHAnsi"/>
+          <w:sz w:val="24"/>
+          <w:szCs w:val="24"/>
+        </w:rPr>
+        <w:t>.</w:t>
+      </w:r>
+      <w:r>
+        <w:rPr>
+          <w:rFonts w:cstheme="minorHAnsi"/>
+          <w:sz w:val="24"/>
+          <w:szCs w:val="24"/>
+        </w:rPr>
+        <w:t xml:space="preserve">py na podstawie </w:t>
+      </w:r>
+      <w:proofErr w:type="spellStart"/>
+      <w:r>
+        <w:rPr>
+          <w:rFonts w:cstheme="minorHAnsi"/>
+          <w:sz w:val="24"/>
+          <w:szCs w:val="24"/>
+        </w:rPr>
+        <w:t>Raport.ipynb</w:t>
+      </w:r>
+      <w:proofErr w:type="spellEnd"/>
     </w:p>
     <w:p>
       <w:pPr>
